--- a/Kaggle House Pricing/Housing Kaggle - Pratical Exercise.docx
+++ b/Kaggle House Pricing/Housing Kaggle - Pratical Exercise.docx
@@ -357,474 +357,492 @@
         </w:rPr>
         <w:t>Submit prediction</w:t>
       </w:r>
+    </w:p>
+    <w:p>
+      <w:pPr>
+        <w:pStyle w:val="ListParagraph"/>
+        <w:numPr>
+          <w:ilvl w:val="0"/>
+          <w:numId w:val="3"/>
+        </w:numPr>
+        <w:rPr>
+          <w:b/>
+          <w:strike/>
+          <w:lang w:val="en-US"/>
+        </w:rPr>
+      </w:pPr>
+      <w:r>
+        <w:rPr>
+          <w:b/>
+          <w:strike/>
+          <w:lang w:val="en-US"/>
+        </w:rPr>
+        <w:t xml:space="preserve">Data treatment improvements - </w:t>
+      </w:r>
+      <w:r>
+        <w:rPr>
+          <w:i/>
+          <w:strike/>
+          <w:lang w:val="en-US"/>
+        </w:rPr>
+        <w:t>Explore opportunities of improvement within Data treatment</w:t>
+      </w:r>
+    </w:p>
+    <w:p>
+      <w:pPr>
+        <w:pStyle w:val="ListParagraph"/>
+        <w:numPr>
+          <w:ilvl w:val="1"/>
+          <w:numId w:val="3"/>
+        </w:numPr>
+        <w:rPr>
+          <w:strike/>
+          <w:lang w:val="en-US"/>
+        </w:rPr>
+      </w:pPr>
+      <w:r>
+        <w:rPr>
+          <w:strike/>
+          <w:lang w:val="en-US"/>
+        </w:rPr>
+        <w:t>Revisit data treatment to identify opportunities to improve score</w:t>
+      </w:r>
+    </w:p>
+    <w:p>
+      <w:pPr>
+        <w:pStyle w:val="ListParagraph"/>
+        <w:numPr>
+          <w:ilvl w:val="2"/>
+          <w:numId w:val="3"/>
+        </w:numPr>
+        <w:rPr>
+          <w:strike/>
+          <w:lang w:val="en-US"/>
+        </w:rPr>
+      </w:pPr>
+      <w:r>
+        <w:rPr>
+          <w:strike/>
+          <w:lang w:val="en-US"/>
+        </w:rPr>
+        <w:t>Numerical Imputer -&gt; keep, change, else?</w:t>
+      </w:r>
+    </w:p>
+    <w:p>
+      <w:pPr>
+        <w:pStyle w:val="ListParagraph"/>
+        <w:numPr>
+          <w:ilvl w:val="2"/>
+          <w:numId w:val="3"/>
+        </w:numPr>
+        <w:rPr>
+          <w:strike/>
+          <w:lang w:val="en-US"/>
+        </w:rPr>
+      </w:pPr>
+      <w:r>
+        <w:rPr>
+          <w:strike/>
+          <w:lang w:val="en-US"/>
+        </w:rPr>
+        <w:t>Categorical imputer -&gt; keep, change, else?</w:t>
+      </w:r>
+    </w:p>
+    <w:p>
+      <w:pPr>
+        <w:pStyle w:val="ListParagraph"/>
+        <w:numPr>
+          <w:ilvl w:val="2"/>
+          <w:numId w:val="3"/>
+        </w:numPr>
+        <w:rPr>
+          <w:strike/>
+          <w:lang w:val="en-US"/>
+        </w:rPr>
+      </w:pPr>
+      <w:r>
+        <w:rPr>
+          <w:strike/>
+          <w:u w:val="single"/>
+          <w:lang w:val="en-US"/>
+        </w:rPr>
+        <w:t>Include columns with missing values</w:t>
+      </w:r>
+      <w:r>
+        <w:rPr>
+          <w:strike/>
+          <w:lang w:val="en-US"/>
+        </w:rPr>
+        <w:t xml:space="preserve"> -&gt;</w:t>
+      </w:r>
+    </w:p>
+    <w:p>
+      <w:pPr>
+        <w:pStyle w:val="ListParagraph"/>
+        <w:numPr>
+          <w:ilvl w:val="3"/>
+          <w:numId w:val="3"/>
+        </w:numPr>
+        <w:rPr>
+          <w:strike/>
+          <w:lang w:val="en-US"/>
+        </w:rPr>
+      </w:pPr>
+      <w:r>
+        <w:rPr>
+          <w:strike/>
+          <w:lang w:val="en-US"/>
+        </w:rPr>
+        <w:t>Revisit Numerical and Categorical Imputers?</w:t>
+      </w:r>
+    </w:p>
+    <w:p>
+      <w:pPr>
+        <w:pStyle w:val="ListParagraph"/>
+        <w:numPr>
+          <w:ilvl w:val="2"/>
+          <w:numId w:val="3"/>
+        </w:numPr>
+        <w:rPr>
+          <w:strike/>
+          <w:u w:val="single"/>
+          <w:lang w:val="en-US"/>
+        </w:rPr>
+      </w:pPr>
+      <w:r>
+        <w:rPr>
+          <w:strike/>
+          <w:u w:val="single"/>
+          <w:lang w:val="en-US"/>
+        </w:rPr>
+        <w:t xml:space="preserve">Visualize data </w:t>
+      </w:r>
+    </w:p>
+    <w:p>
+      <w:pPr>
+        <w:pStyle w:val="ListParagraph"/>
+        <w:numPr>
+          <w:ilvl w:val="2"/>
+          <w:numId w:val="3"/>
+        </w:numPr>
+        <w:rPr>
+          <w:strike/>
+          <w:u w:val="single"/>
+          <w:lang w:val="en-US"/>
+        </w:rPr>
+      </w:pPr>
+      <w:r>
+        <w:rPr>
+          <w:strike/>
+          <w:u w:val="single"/>
+          <w:lang w:val="en-US"/>
+        </w:rPr>
+        <w:t>Outlier detection -&gt; anything worth doing?</w:t>
+      </w:r>
+    </w:p>
+    <w:p>
+      <w:pPr>
+        <w:pStyle w:val="ListParagraph"/>
+        <w:numPr>
+          <w:ilvl w:val="1"/>
+          <w:numId w:val="3"/>
+        </w:numPr>
+        <w:rPr>
+          <w:strike/>
+          <w:lang w:val="en-US"/>
+        </w:rPr>
+      </w:pPr>
+      <w:r>
+        <w:rPr>
+          <w:strike/>
+          <w:lang w:val="en-US"/>
+        </w:rPr>
+        <w:t xml:space="preserve">Submit prediction (did it improve? If not revisit why not, what predictions got worse) </w:t>
+      </w:r>
+    </w:p>
+    <w:p>
+      <w:pPr>
+        <w:pStyle w:val="ListParagraph"/>
+        <w:numPr>
+          <w:ilvl w:val="0"/>
+          <w:numId w:val="3"/>
+        </w:numPr>
+        <w:rPr>
+          <w:b/>
+          <w:lang w:val="en-US"/>
+        </w:rPr>
+      </w:pPr>
+      <w:r>
+        <w:rPr>
+          <w:b/>
+          <w:lang w:val="en-US"/>
+        </w:rPr>
+        <w:t xml:space="preserve">Feature engineering improvements - </w:t>
+      </w:r>
+      <w:r>
+        <w:rPr>
+          <w:lang w:val="en-US"/>
+        </w:rPr>
+        <w:t>Explore opportunities of improvement using Feature Engineering</w:t>
+      </w:r>
+    </w:p>
+    <w:p>
+      <w:pPr>
+        <w:pStyle w:val="ListParagraph"/>
+        <w:numPr>
+          <w:ilvl w:val="1"/>
+          <w:numId w:val="3"/>
+        </w:numPr>
+        <w:rPr>
+          <w:u w:val="single"/>
+          <w:lang w:val="en-US"/>
+        </w:rPr>
+      </w:pPr>
+      <w:r>
+        <w:rPr>
+          <w:u w:val="single"/>
+          <w:lang w:val="en-US"/>
+        </w:rPr>
+        <w:t>Feature Engineering</w:t>
+      </w:r>
+      <w:r>
+        <w:rPr>
+          <w:lang w:val="en-US"/>
+        </w:rPr>
+        <w:t xml:space="preserve">, is there any interaction or data manipulation worth exploring? </w:t>
+      </w:r>
+    </w:p>
+    <w:p>
+      <w:pPr>
+        <w:pStyle w:val="ListParagraph"/>
+        <w:numPr>
+          <w:ilvl w:val="1"/>
+          <w:numId w:val="3"/>
+        </w:numPr>
+        <w:rPr>
+          <w:lang w:val="en-US"/>
+        </w:rPr>
+      </w:pPr>
+      <w:r>
+        <w:rPr>
+          <w:lang w:val="en-US"/>
+        </w:rPr>
+        <w:t>Submit prediction</w:t>
+      </w:r>
+    </w:p>
+    <w:p>
+      <w:pPr>
+        <w:pStyle w:val="ListParagraph"/>
+        <w:numPr>
+          <w:ilvl w:val="0"/>
+          <w:numId w:val="3"/>
+        </w:numPr>
+        <w:rPr>
+          <w:strike/>
+          <w:lang w:val="en-US"/>
+        </w:rPr>
+      </w:pPr>
+      <w:r>
+        <w:rPr>
+          <w:b/>
+          <w:strike/>
+          <w:lang w:val="en-US"/>
+        </w:rPr>
+        <w:t xml:space="preserve">Modelling </w:t>
+      </w:r>
+      <w:proofErr w:type="spellStart"/>
+      <w:r>
+        <w:rPr>
+          <w:b/>
+          <w:strike/>
+          <w:lang w:val="en-US"/>
+        </w:rPr>
+        <w:t>Hyperparameters</w:t>
+      </w:r>
+      <w:proofErr w:type="spellEnd"/>
+      <w:r>
+        <w:rPr>
+          <w:b/>
+          <w:strike/>
+          <w:lang w:val="en-US"/>
+        </w:rPr>
+        <w:t xml:space="preserve"> Optimization </w:t>
+      </w:r>
+      <w:r>
+        <w:rPr>
+          <w:strike/>
+          <w:lang w:val="en-US"/>
+        </w:rPr>
+        <w:t>- Explore opportunities of improvement by trying different random forest hyper parameters</w:t>
+      </w:r>
+    </w:p>
+    <w:p>
+      <w:pPr>
+        <w:pStyle w:val="ListParagraph"/>
+        <w:numPr>
+          <w:ilvl w:val="1"/>
+          <w:numId w:val="3"/>
+        </w:numPr>
+        <w:rPr>
+          <w:strike/>
+          <w:lang w:val="en-US"/>
+        </w:rPr>
+      </w:pPr>
+      <w:r>
+        <w:rPr>
+          <w:strike/>
+          <w:lang w:val="en-US"/>
+        </w:rPr>
+        <w:t xml:space="preserve">Experiment </w:t>
+      </w:r>
+      <w:r>
+        <w:rPr>
+          <w:strike/>
+          <w:u w:val="single"/>
+          <w:lang w:val="en-US"/>
+        </w:rPr>
+        <w:t>cross grid search and other techniques</w:t>
+      </w:r>
+      <w:r>
+        <w:rPr>
+          <w:strike/>
+          <w:lang w:val="en-US"/>
+        </w:rPr>
+        <w:t xml:space="preserve"> to identify the best random forest hyper parameters for the problem at hand</w:t>
+      </w:r>
+    </w:p>
+    <w:p>
+      <w:pPr>
+        <w:pStyle w:val="ListParagraph"/>
+        <w:numPr>
+          <w:ilvl w:val="1"/>
+          <w:numId w:val="3"/>
+        </w:numPr>
+        <w:rPr>
+          <w:strike/>
+          <w:lang w:val="en-US"/>
+        </w:rPr>
+      </w:pPr>
+      <w:r>
+        <w:rPr>
+          <w:strike/>
+          <w:lang w:val="en-US"/>
+        </w:rPr>
+        <w:t>Submit prediction</w:t>
+      </w:r>
+    </w:p>
+    <w:p>
+      <w:pPr>
+        <w:pStyle w:val="ListParagraph"/>
+        <w:numPr>
+          <w:ilvl w:val="0"/>
+          <w:numId w:val="3"/>
+        </w:numPr>
+        <w:rPr>
+          <w:strike/>
+          <w:lang w:val="en-US"/>
+        </w:rPr>
+      </w:pPr>
+      <w:r>
+        <w:rPr>
+          <w:b/>
+          <w:strike/>
+          <w:lang w:val="en-US"/>
+        </w:rPr>
+        <w:t xml:space="preserve">Type of model of model and </w:t>
+      </w:r>
+      <w:proofErr w:type="spellStart"/>
+      <w:r>
+        <w:rPr>
+          <w:b/>
+          <w:strike/>
+          <w:lang w:val="en-US"/>
+        </w:rPr>
+        <w:t>hyperparameter</w:t>
+      </w:r>
+      <w:proofErr w:type="spellEnd"/>
+      <w:r>
+        <w:rPr>
+          <w:b/>
+          <w:strike/>
+          <w:lang w:val="en-US"/>
+        </w:rPr>
+        <w:t xml:space="preserve"> optimization</w:t>
+      </w:r>
+      <w:r>
+        <w:rPr>
+          <w:strike/>
+          <w:lang w:val="en-US"/>
+        </w:rPr>
+        <w:t xml:space="preserve"> – Explore opportunities by trying different models and underlying hyper parameters</w:t>
+      </w:r>
+    </w:p>
+    <w:p>
+      <w:pPr>
+        <w:pStyle w:val="ListParagraph"/>
+        <w:numPr>
+          <w:ilvl w:val="1"/>
+          <w:numId w:val="3"/>
+        </w:numPr>
+        <w:rPr>
+          <w:strike/>
+          <w:lang w:val="en-US"/>
+        </w:rPr>
+      </w:pPr>
+      <w:r>
+        <w:rPr>
+          <w:strike/>
+          <w:lang w:val="en-US"/>
+        </w:rPr>
+        <w:t xml:space="preserve">Experiment other models like </w:t>
+      </w:r>
+      <w:proofErr w:type="spellStart"/>
+      <w:r>
+        <w:rPr>
+          <w:strike/>
+          <w:u w:val="single"/>
+          <w:lang w:val="en-US"/>
+        </w:rPr>
+        <w:t>XGBoost</w:t>
+      </w:r>
+      <w:proofErr w:type="spellEnd"/>
+      <w:r>
+        <w:rPr>
+          <w:strike/>
+          <w:lang w:val="en-US"/>
+        </w:rPr>
+        <w:t xml:space="preserve"> and use similar techniques as above to </w:t>
+      </w:r>
+      <w:r>
+        <w:rPr>
+          <w:strike/>
+          <w:u w:val="single"/>
+          <w:lang w:val="en-US"/>
+        </w:rPr>
+        <w:t>identify best underlying hyper parameters</w:t>
+      </w:r>
+    </w:p>
+    <w:p>
+      <w:pPr>
+        <w:pStyle w:val="ListParagraph"/>
+        <w:numPr>
+          <w:ilvl w:val="1"/>
+          <w:numId w:val="3"/>
+        </w:numPr>
+        <w:rPr>
+          <w:strike/>
+          <w:lang w:val="en-US"/>
+        </w:rPr>
+      </w:pPr>
+      <w:r>
+        <w:rPr>
+          <w:strike/>
+          <w:lang w:val="en-US"/>
+        </w:rPr>
+        <w:t>Submit prediction</w:t>
+      </w:r>
       <w:bookmarkStart w:id="0" w:name="_GoBack"/>
       <w:bookmarkEnd w:id="0"/>
-    </w:p>
-    <w:p>
-      <w:pPr>
-        <w:pStyle w:val="ListParagraph"/>
-        <w:numPr>
-          <w:ilvl w:val="0"/>
-          <w:numId w:val="3"/>
-        </w:numPr>
-        <w:rPr>
-          <w:b/>
-          <w:lang w:val="en-US"/>
-        </w:rPr>
-      </w:pPr>
-      <w:r>
-        <w:rPr>
-          <w:b/>
-          <w:lang w:val="en-US"/>
-        </w:rPr>
-        <w:t xml:space="preserve">Data treatment improvements - </w:t>
-      </w:r>
-      <w:r>
-        <w:rPr>
-          <w:i/>
-          <w:lang w:val="en-US"/>
-        </w:rPr>
-        <w:t>Explore opportunities of improvement within Data treatment</w:t>
-      </w:r>
-    </w:p>
-    <w:p>
-      <w:pPr>
-        <w:pStyle w:val="ListParagraph"/>
-        <w:numPr>
-          <w:ilvl w:val="1"/>
-          <w:numId w:val="3"/>
-        </w:numPr>
-        <w:rPr>
-          <w:lang w:val="en-US"/>
-        </w:rPr>
-      </w:pPr>
-      <w:r>
-        <w:rPr>
-          <w:lang w:val="en-US"/>
-        </w:rPr>
-        <w:t>Revisit data treatment to identify opportunities to improve score</w:t>
-      </w:r>
-    </w:p>
-    <w:p>
-      <w:pPr>
-        <w:pStyle w:val="ListParagraph"/>
-        <w:numPr>
-          <w:ilvl w:val="2"/>
-          <w:numId w:val="3"/>
-        </w:numPr>
-        <w:rPr>
-          <w:lang w:val="en-US"/>
-        </w:rPr>
-      </w:pPr>
-      <w:r>
-        <w:rPr>
-          <w:lang w:val="en-US"/>
-        </w:rPr>
-        <w:t>Numerical Imputer -&gt; keep, change, else?</w:t>
-      </w:r>
-    </w:p>
-    <w:p>
-      <w:pPr>
-        <w:pStyle w:val="ListParagraph"/>
-        <w:numPr>
-          <w:ilvl w:val="2"/>
-          <w:numId w:val="3"/>
-        </w:numPr>
-        <w:rPr>
-          <w:lang w:val="en-US"/>
-        </w:rPr>
-      </w:pPr>
-      <w:r>
-        <w:rPr>
-          <w:lang w:val="en-US"/>
-        </w:rPr>
-        <w:t>Categorical imputer -&gt; keep, change, else?</w:t>
-      </w:r>
-    </w:p>
-    <w:p>
-      <w:pPr>
-        <w:pStyle w:val="ListParagraph"/>
-        <w:numPr>
-          <w:ilvl w:val="2"/>
-          <w:numId w:val="3"/>
-        </w:numPr>
-        <w:rPr>
-          <w:lang w:val="en-US"/>
-        </w:rPr>
-      </w:pPr>
-      <w:r>
-        <w:rPr>
-          <w:u w:val="single"/>
-          <w:lang w:val="en-US"/>
-        </w:rPr>
-        <w:t>Include columns with missing values</w:t>
-      </w:r>
-      <w:r>
-        <w:rPr>
-          <w:lang w:val="en-US"/>
-        </w:rPr>
-        <w:t xml:space="preserve"> -&gt;</w:t>
-      </w:r>
-    </w:p>
-    <w:p>
-      <w:pPr>
-        <w:pStyle w:val="ListParagraph"/>
-        <w:numPr>
-          <w:ilvl w:val="3"/>
-          <w:numId w:val="3"/>
-        </w:numPr>
-        <w:rPr>
-          <w:lang w:val="en-US"/>
-        </w:rPr>
-      </w:pPr>
-      <w:r>
-        <w:rPr>
-          <w:lang w:val="en-US"/>
-        </w:rPr>
-        <w:t>Revisit Numerical and Categorical Imputers?</w:t>
-      </w:r>
-    </w:p>
-    <w:p>
-      <w:pPr>
-        <w:pStyle w:val="ListParagraph"/>
-        <w:numPr>
-          <w:ilvl w:val="2"/>
-          <w:numId w:val="3"/>
-        </w:numPr>
-        <w:rPr>
-          <w:u w:val="single"/>
-          <w:lang w:val="en-US"/>
-        </w:rPr>
-      </w:pPr>
-      <w:r>
-        <w:rPr>
-          <w:u w:val="single"/>
-          <w:lang w:val="en-US"/>
-        </w:rPr>
-        <w:t xml:space="preserve">Visualize data </w:t>
-      </w:r>
-    </w:p>
-    <w:p>
-      <w:pPr>
-        <w:pStyle w:val="ListParagraph"/>
-        <w:numPr>
-          <w:ilvl w:val="2"/>
-          <w:numId w:val="3"/>
-        </w:numPr>
-        <w:rPr>
-          <w:u w:val="single"/>
-          <w:lang w:val="en-US"/>
-        </w:rPr>
-      </w:pPr>
-      <w:r>
-        <w:rPr>
-          <w:u w:val="single"/>
-          <w:lang w:val="en-US"/>
-        </w:rPr>
-        <w:t>Outlier detection -&gt; anything worth doing?</w:t>
-      </w:r>
-    </w:p>
-    <w:p>
-      <w:pPr>
-        <w:pStyle w:val="ListParagraph"/>
-        <w:numPr>
-          <w:ilvl w:val="1"/>
-          <w:numId w:val="3"/>
-        </w:numPr>
-        <w:rPr>
-          <w:lang w:val="en-US"/>
-        </w:rPr>
-      </w:pPr>
-      <w:r>
-        <w:rPr>
-          <w:lang w:val="en-US"/>
-        </w:rPr>
-        <w:t xml:space="preserve">Submit prediction (did it improve? If not revisit why not, what predictions got worse) </w:t>
-      </w:r>
-    </w:p>
-    <w:p>
-      <w:pPr>
-        <w:pStyle w:val="ListParagraph"/>
-        <w:numPr>
-          <w:ilvl w:val="0"/>
-          <w:numId w:val="3"/>
-        </w:numPr>
-        <w:rPr>
-          <w:b/>
-          <w:lang w:val="en-US"/>
-        </w:rPr>
-      </w:pPr>
-      <w:r>
-        <w:rPr>
-          <w:b/>
-          <w:lang w:val="en-US"/>
-        </w:rPr>
-        <w:t xml:space="preserve">Feature engineering improvements - </w:t>
-      </w:r>
-      <w:r>
-        <w:rPr>
-          <w:lang w:val="en-US"/>
-        </w:rPr>
-        <w:t>Explore opportunities of improvement using Feature Engineering</w:t>
-      </w:r>
-    </w:p>
-    <w:p>
-      <w:pPr>
-        <w:pStyle w:val="ListParagraph"/>
-        <w:numPr>
-          <w:ilvl w:val="1"/>
-          <w:numId w:val="3"/>
-        </w:numPr>
-        <w:rPr>
-          <w:u w:val="single"/>
-          <w:lang w:val="en-US"/>
-        </w:rPr>
-      </w:pPr>
-      <w:r>
-        <w:rPr>
-          <w:u w:val="single"/>
-          <w:lang w:val="en-US"/>
-        </w:rPr>
-        <w:t>Feature Engineering</w:t>
-      </w:r>
-      <w:r>
-        <w:rPr>
-          <w:lang w:val="en-US"/>
-        </w:rPr>
-        <w:t xml:space="preserve">, is there any interaction or data manipulation worth exploring? </w:t>
-      </w:r>
-    </w:p>
-    <w:p>
-      <w:pPr>
-        <w:pStyle w:val="ListParagraph"/>
-        <w:numPr>
-          <w:ilvl w:val="1"/>
-          <w:numId w:val="3"/>
-        </w:numPr>
-        <w:rPr>
-          <w:lang w:val="en-US"/>
-        </w:rPr>
-      </w:pPr>
-      <w:r>
-        <w:rPr>
-          <w:lang w:val="en-US"/>
-        </w:rPr>
-        <w:t>Submit prediction</w:t>
-      </w:r>
-    </w:p>
-    <w:p>
-      <w:pPr>
-        <w:pStyle w:val="ListParagraph"/>
-        <w:numPr>
-          <w:ilvl w:val="0"/>
-          <w:numId w:val="3"/>
-        </w:numPr>
-        <w:rPr>
-          <w:lang w:val="en-US"/>
-        </w:rPr>
-      </w:pPr>
-      <w:r>
-        <w:rPr>
-          <w:b/>
-          <w:lang w:val="en-US"/>
-        </w:rPr>
-        <w:t xml:space="preserve">Modelling </w:t>
-      </w:r>
-      <w:proofErr w:type="spellStart"/>
-      <w:r>
-        <w:rPr>
-          <w:b/>
-          <w:lang w:val="en-US"/>
-        </w:rPr>
-        <w:t>Hyperparameters</w:t>
-      </w:r>
-      <w:proofErr w:type="spellEnd"/>
-      <w:r>
-        <w:rPr>
-          <w:b/>
-          <w:lang w:val="en-US"/>
-        </w:rPr>
-        <w:t xml:space="preserve"> Optimization</w:t>
-      </w:r>
-      <w:r>
-        <w:rPr>
-          <w:b/>
-          <w:lang w:val="en-US"/>
-        </w:rPr>
-        <w:t xml:space="preserve"> </w:t>
-      </w:r>
-      <w:r>
-        <w:rPr>
-          <w:lang w:val="en-US"/>
-        </w:rPr>
-        <w:t xml:space="preserve">- Explore opportunities of improvement by trying different </w:t>
-      </w:r>
-      <w:r>
-        <w:rPr>
-          <w:lang w:val="en-US"/>
-        </w:rPr>
-        <w:t xml:space="preserve">random forest </w:t>
-      </w:r>
-      <w:r>
-        <w:rPr>
-          <w:lang w:val="en-US"/>
-        </w:rPr>
-        <w:t>hyper parameters</w:t>
-      </w:r>
-    </w:p>
-    <w:p>
-      <w:pPr>
-        <w:pStyle w:val="ListParagraph"/>
-        <w:numPr>
-          <w:ilvl w:val="1"/>
-          <w:numId w:val="3"/>
-        </w:numPr>
-        <w:rPr>
-          <w:lang w:val="en-US"/>
-        </w:rPr>
-      </w:pPr>
-      <w:r>
-        <w:rPr>
-          <w:lang w:val="en-US"/>
-        </w:rPr>
-        <w:t xml:space="preserve">Experiment </w:t>
-      </w:r>
-      <w:r>
-        <w:rPr>
-          <w:u w:val="single"/>
-          <w:lang w:val="en-US"/>
-        </w:rPr>
-        <w:t>cross grid search and other techniques</w:t>
-      </w:r>
-      <w:r>
-        <w:rPr>
-          <w:lang w:val="en-US"/>
-        </w:rPr>
-        <w:t xml:space="preserve"> to identify the best random forest hyper parameters</w:t>
-      </w:r>
-      <w:r>
-        <w:rPr>
-          <w:lang w:val="en-US"/>
-        </w:rPr>
-        <w:t xml:space="preserve"> for the problem at hand</w:t>
-      </w:r>
-    </w:p>
-    <w:p>
-      <w:pPr>
-        <w:pStyle w:val="ListParagraph"/>
-        <w:numPr>
-          <w:ilvl w:val="1"/>
-          <w:numId w:val="3"/>
-        </w:numPr>
-        <w:rPr>
-          <w:lang w:val="en-US"/>
-        </w:rPr>
-      </w:pPr>
-      <w:r>
-        <w:rPr>
-          <w:lang w:val="en-US"/>
-        </w:rPr>
-        <w:t>Submit prediction</w:t>
-      </w:r>
-    </w:p>
-    <w:p>
-      <w:pPr>
-        <w:pStyle w:val="ListParagraph"/>
-        <w:numPr>
-          <w:ilvl w:val="0"/>
-          <w:numId w:val="3"/>
-        </w:numPr>
-        <w:rPr>
-          <w:lang w:val="en-US"/>
-        </w:rPr>
-      </w:pPr>
-      <w:r>
-        <w:rPr>
-          <w:b/>
-          <w:lang w:val="en-US"/>
-        </w:rPr>
-        <w:t xml:space="preserve">Type of model of model and </w:t>
-      </w:r>
-      <w:proofErr w:type="spellStart"/>
-      <w:r>
-        <w:rPr>
-          <w:b/>
-          <w:lang w:val="en-US"/>
-        </w:rPr>
-        <w:t>hyperparameter</w:t>
-      </w:r>
-      <w:proofErr w:type="spellEnd"/>
-      <w:r>
-        <w:rPr>
-          <w:b/>
-          <w:lang w:val="en-US"/>
-        </w:rPr>
-        <w:t xml:space="preserve"> optimization</w:t>
-      </w:r>
-      <w:r>
-        <w:rPr>
-          <w:lang w:val="en-US"/>
-        </w:rPr>
-        <w:t xml:space="preserve"> – Explore opportunities by trying different models and underlying hyper parameters</w:t>
-      </w:r>
-    </w:p>
-    <w:p>
-      <w:pPr>
-        <w:pStyle w:val="ListParagraph"/>
-        <w:numPr>
-          <w:ilvl w:val="1"/>
-          <w:numId w:val="3"/>
-        </w:numPr>
-        <w:rPr>
-          <w:lang w:val="en-US"/>
-        </w:rPr>
-      </w:pPr>
-      <w:r>
-        <w:rPr>
-          <w:lang w:val="en-US"/>
-        </w:rPr>
-        <w:t xml:space="preserve">Experiment other models like </w:t>
-      </w:r>
-      <w:proofErr w:type="spellStart"/>
-      <w:r>
-        <w:rPr>
-          <w:u w:val="single"/>
-          <w:lang w:val="en-US"/>
-        </w:rPr>
-        <w:t>XGBoost</w:t>
-      </w:r>
-      <w:proofErr w:type="spellEnd"/>
-      <w:r>
-        <w:rPr>
-          <w:lang w:val="en-US"/>
-        </w:rPr>
-        <w:t xml:space="preserve"> and use similar techniques as above to </w:t>
-      </w:r>
-      <w:r>
-        <w:rPr>
-          <w:u w:val="single"/>
-          <w:lang w:val="en-US"/>
-        </w:rPr>
-        <w:t>identify best underlying hyper parameters</w:t>
-      </w:r>
-    </w:p>
-    <w:p>
-      <w:pPr>
-        <w:pStyle w:val="ListParagraph"/>
-        <w:numPr>
-          <w:ilvl w:val="1"/>
-          <w:numId w:val="3"/>
-        </w:numPr>
-        <w:rPr>
-          <w:lang w:val="en-US"/>
-        </w:rPr>
-      </w:pPr>
-      <w:r>
-        <w:rPr>
-          <w:lang w:val="en-US"/>
-        </w:rPr>
-        <w:t>Submit prediction</w:t>
-      </w:r>
     </w:p>
     <w:p>
       <w:pPr>
